--- a/Books/RPG_Books/ThePrincessAndThePlayer/Notes_ThePrincessAndThePlayer.docx
+++ b/Books/RPG_Books/ThePrincessAndThePlayer/Notes_ThePrincessAndThePlayer.docx
@@ -679,7 +679,9 @@
       </w:r>
       <w:r>
         <w:tab/>
-        <w:t>Matter /energy manipulation will be 10% easier within your aura.</w:t>
+      </w:r>
+      <w:r>
+        <w:t>Matter /energy manipulation will be 10% more effective within your aura.</w:t>
       </w:r>
     </w:p>
     <w:p>
@@ -2513,36 +2515,172 @@
     </w:tbl>
     <w:p>
       <w:pPr>
-        <w:tabs>
-          <w:tab w:val="left" w:pos="1811"/>
-        </w:tabs>
-        <w:spacing w:after="0"/>
-      </w:pPr>
-    </w:p>
-    <w:p>
-      <w:pPr>
-        <w:tabs>
-          <w:tab w:val="left" w:pos="1811"/>
-        </w:tabs>
-        <w:spacing w:after="0"/>
-      </w:pPr>
-    </w:p>
-    <w:p>
-      <w:pPr>
-        <w:tabs>
-          <w:tab w:val="left" w:pos="1811"/>
-        </w:tabs>
-        <w:spacing w:after="0"/>
-      </w:pPr>
-    </w:p>
-    <w:p>
-      <w:pPr>
-        <w:tabs>
-          <w:tab w:val="left" w:pos="1811"/>
-        </w:tabs>
-        <w:spacing w:after="0"/>
-      </w:pPr>
-    </w:p>
+        <w:pStyle w:val="H3"/>
+      </w:pPr>
+      <w:r>
+        <w:lastRenderedPageBreak/>
+        <w:t>Schools of Magic</w:t>
+      </w:r>
+    </w:p>
+    <w:tbl>
+      <w:tblPr>
+        <w:tblStyle w:val="TableGrid"/>
+        <w:tblW w:w="0" w:type="auto"/>
+        <w:tblLook w:val="04A0"/>
+      </w:tblPr>
+      <w:tblGrid>
+        <w:gridCol w:w="2934"/>
+        <w:gridCol w:w="2934"/>
+        <w:gridCol w:w="2934"/>
+        <w:gridCol w:w="2934"/>
+      </w:tblGrid>
+      <w:tr>
+        <w:tc>
+          <w:tcPr>
+            <w:tcW w:w="2934" w:type="dxa"/>
+          </w:tcPr>
+          <w:p>
+            <w:pPr>
+              <w:tabs>
+                <w:tab w:val="left" w:pos="1811"/>
+              </w:tabs>
+            </w:pPr>
+            <w:r>
+              <w:t>Fire</w:t>
+            </w:r>
+          </w:p>
+          <w:p>
+            <w:pPr>
+              <w:tabs>
+                <w:tab w:val="left" w:pos="1811"/>
+              </w:tabs>
+            </w:pPr>
+            <w:r>
+              <w:t>Water</w:t>
+            </w:r>
+          </w:p>
+          <w:p>
+            <w:pPr>
+              <w:tabs>
+                <w:tab w:val="left" w:pos="1811"/>
+              </w:tabs>
+            </w:pPr>
+            <w:r>
+              <w:t>Earth</w:t>
+            </w:r>
+          </w:p>
+          <w:p>
+            <w:pPr>
+              <w:tabs>
+                <w:tab w:val="left" w:pos="1811"/>
+              </w:tabs>
+            </w:pPr>
+            <w:r>
+              <w:t>Air</w:t>
+            </w:r>
+          </w:p>
+        </w:tc>
+        <w:tc>
+          <w:tcPr>
+            <w:tcW w:w="2934" w:type="dxa"/>
+          </w:tcPr>
+          <w:p>
+            <w:pPr>
+              <w:tabs>
+                <w:tab w:val="left" w:pos="1811"/>
+              </w:tabs>
+            </w:pPr>
+            <w:r>
+              <w:t>Ice</w:t>
+            </w:r>
+          </w:p>
+          <w:p>
+            <w:pPr>
+              <w:tabs>
+                <w:tab w:val="left" w:pos="1811"/>
+              </w:tabs>
+            </w:pPr>
+            <w:r>
+              <w:t>Lightning</w:t>
+            </w:r>
+          </w:p>
+          <w:p>
+            <w:pPr>
+              <w:tabs>
+                <w:tab w:val="left" w:pos="1811"/>
+              </w:tabs>
+            </w:pPr>
+            <w:r>
+              <w:t>Metal</w:t>
+            </w:r>
+          </w:p>
+          <w:p>
+            <w:pPr>
+              <w:tabs>
+                <w:tab w:val="left" w:pos="1811"/>
+              </w:tabs>
+            </w:pPr>
+            <w:r>
+              <w:t>Nature</w:t>
+            </w:r>
+          </w:p>
+        </w:tc>
+        <w:tc>
+          <w:tcPr>
+            <w:tcW w:w="2934" w:type="dxa"/>
+          </w:tcPr>
+          <w:p>
+            <w:pPr>
+              <w:tabs>
+                <w:tab w:val="left" w:pos="1811"/>
+              </w:tabs>
+            </w:pPr>
+            <w:r>
+              <w:t>Dolls</w:t>
+            </w:r>
+          </w:p>
+          <w:p>
+            <w:pPr>
+              <w:tabs>
+                <w:tab w:val="left" w:pos="1811"/>
+              </w:tabs>
+            </w:pPr>
+            <w:r>
+              <w:t>Sound</w:t>
+            </w:r>
+          </w:p>
+          <w:p>
+            <w:pPr>
+              <w:tabs>
+                <w:tab w:val="left" w:pos="1811"/>
+              </w:tabs>
+            </w:pPr>
+          </w:p>
+          <w:p>
+            <w:pPr>
+              <w:tabs>
+                <w:tab w:val="left" w:pos="1811"/>
+              </w:tabs>
+            </w:pPr>
+          </w:p>
+        </w:tc>
+        <w:tc>
+          <w:tcPr>
+            <w:tcW w:w="2934" w:type="dxa"/>
+          </w:tcPr>
+          <w:p>
+            <w:pPr>
+              <w:tabs>
+                <w:tab w:val="left" w:pos="1811"/>
+              </w:tabs>
+            </w:pPr>
+            <w:r>
+              <w:t>General</w:t>
+            </w:r>
+          </w:p>
+        </w:tc>
+      </w:tr>
+    </w:tbl>
     <w:p>
       <w:pPr>
         <w:pStyle w:val="H3"/>
@@ -3847,11 +3985,71 @@
     <w:p/>
     <w:p>
       <w:pPr>
-        <w:tabs>
-          <w:tab w:val="left" w:pos="1811"/>
-        </w:tabs>
-      </w:pPr>
-    </w:p>
+        <w:pStyle w:val="H3"/>
+      </w:pPr>
+      <w:r>
+        <w:lastRenderedPageBreak/>
+        <w:t>AI Image generation</w:t>
+      </w:r>
+    </w:p>
+    <w:tbl>
+      <w:tblPr>
+        <w:tblStyle w:val="TableGrid"/>
+        <w:tblW w:w="0" w:type="auto"/>
+        <w:tblLook w:val="04A0"/>
+      </w:tblPr>
+      <w:tblGrid>
+        <w:gridCol w:w="11736"/>
+      </w:tblGrid>
+      <w:tr>
+        <w:tc>
+          <w:tcPr>
+            <w:tcW w:w="11736" w:type="dxa"/>
+          </w:tcPr>
+          <w:p>
+            <w:pPr>
+              <w:tabs>
+                <w:tab w:val="left" w:pos="1811"/>
+              </w:tabs>
+            </w:pPr>
+            <w:r>
+              <w:t>A teenage boy with red hair sits on a log in front of a camp fire. He gazes at a flying island in the sky. Surrounding the camp fire are othe</w:t>
+            </w:r>
+            <w:r>
+              <w:t>r teenagers with colorful hair. Anime mood</w:t>
+            </w:r>
+          </w:p>
+        </w:tc>
+      </w:tr>
+      <w:tr>
+        <w:tc>
+          <w:tcPr>
+            <w:tcW w:w="11736" w:type="dxa"/>
+          </w:tcPr>
+          <w:p>
+            <w:pPr>
+              <w:tabs>
+                <w:tab w:val="left" w:pos="1811"/>
+              </w:tabs>
+            </w:pPr>
+          </w:p>
+        </w:tc>
+      </w:tr>
+      <w:tr>
+        <w:tc>
+          <w:tcPr>
+            <w:tcW w:w="11736" w:type="dxa"/>
+          </w:tcPr>
+          <w:p>
+            <w:pPr>
+              <w:tabs>
+                <w:tab w:val="left" w:pos="1811"/>
+              </w:tabs>
+            </w:pPr>
+          </w:p>
+        </w:tc>
+      </w:tr>
+    </w:tbl>
     <w:p>
       <w:pPr>
         <w:tabs>
@@ -5279,6 +5477,7 @@
           </w:tcPr>
           <w:p>
             <w:r>
+              <w:lastRenderedPageBreak/>
               <w:t>EP cost</w:t>
             </w:r>
           </w:p>
@@ -7870,6 +8069,7 @@
                 <w:sz w:val="16"/>
                 <w:szCs w:val="16"/>
               </w:rPr>
+              <w:lastRenderedPageBreak/>
               <w:t>Monster Essence</w:t>
             </w:r>
           </w:p>
@@ -8098,7 +8298,6 @@
         <w:spacing w:after="0"/>
       </w:pPr>
       <w:r>
-        <w:lastRenderedPageBreak/>
         <w:t>Need 20 monsters per rank</w:t>
       </w:r>
     </w:p>
@@ -12114,6 +12313,7 @@
           </w:tcPr>
           <w:p>
             <w:r>
+              <w:lastRenderedPageBreak/>
               <w:t>Monster Essence</w:t>
             </w:r>
           </w:p>
@@ -12264,6 +12464,7 @@
     </w:p>
     <w:p>
       <w:r>
+        <w:lastRenderedPageBreak/>
         <w:t xml:space="preserve">No one knows how big the hierarchy is or who ultimately rules. Each member only knows </w:t>
       </w:r>
       <w:r>
@@ -12272,306 +12473,306 @@
     </w:p>
     <w:p>
       <w:r>
+        <w:t>The other side is united by their desire for the happiness of others. However, philosophical differences divide them as to how to achieve these goals.</w:t>
+      </w:r>
+    </w:p>
+    <w:p>
+      <w:r>
+        <w:t xml:space="preserve">One such group is called the </w:t>
+      </w:r>
+      <w:r>
+        <w:t>Forces of Light. They are one of the more militant factions of the Service to Others cam</w:t>
+      </w:r>
+      <w:r>
+        <w:t>p</w:t>
+      </w:r>
+      <w:r>
+        <w:t xml:space="preserve"> and routinely engage in battle with the Hierarchy.</w:t>
+      </w:r>
+    </w:p>
+    <w:p>
+      <w:r>
+        <w:t>Now let me explain some cosmology.</w:t>
+      </w:r>
+    </w:p>
+    <w:p>
+      <w:r>
+        <w:t xml:space="preserve">Magic is expressed through a substance called ether. In low ether zones, the world becomes lifeless and mechanical. </w:t>
+      </w:r>
+      <w:r>
+        <w:t>This is the world you are used to.</w:t>
+      </w:r>
+    </w:p>
+    <w:p>
+      <w:r>
+        <w:t>In higher ether zones reality becomes more flexible, allowing consciousness to better manipulate reality.</w:t>
+      </w:r>
+    </w:p>
+    <w:p>
+      <w:r>
+        <w:t xml:space="preserve">In about a thousand years from now we will </w:t>
+      </w:r>
+      <w:r>
+        <w:t xml:space="preserve">enter </w:t>
+      </w:r>
+      <w:r>
+        <w:t>the body of a high-density cloud of ether.</w:t>
+      </w:r>
+    </w:p>
+    <w:p>
+      <w:r>
+        <w:t>An Archon named Dailion decided this was a perfect opportunity for him.</w:t>
+      </w:r>
+      <w:r>
+        <w:t xml:space="preserve"> </w:t>
+      </w:r>
+      <w:r>
+        <w:t>He devised a plan to pull forth a filament of this ether cloud and shroud the world with it, thereby accelerating the reintro</w:t>
+      </w:r>
+      <w:r>
+        <w:t>duction of magic into the world by a thousand years.</w:t>
+      </w:r>
+    </w:p>
+    <w:p>
+      <w:r>
+        <w:t xml:space="preserve">And yes, his organization created </w:t>
+      </w:r>
+      <w:r>
+        <w:t>Holoworld. He is responsible for what is happening to the world.</w:t>
+      </w:r>
+    </w:p>
+    <w:p>
+      <w:r>
         <w:lastRenderedPageBreak/>
-        <w:t>The other side is united by their desire for the happiness of others. However, philosophical differences divide them as to how to achieve these goals.</w:t>
-      </w:r>
-    </w:p>
-    <w:p>
-      <w:r>
-        <w:t xml:space="preserve">One such group is called the </w:t>
-      </w:r>
-      <w:r>
-        <w:t>Forces of Light. They are one of the more militant factions of the Service to Others cam</w:t>
-      </w:r>
-      <w:r>
-        <w:t>p</w:t>
-      </w:r>
-      <w:r>
-        <w:t xml:space="preserve"> and routinely engage in battle with the Hierarchy.</w:t>
-      </w:r>
-    </w:p>
-    <w:p>
-      <w:r>
-        <w:t>Now let me explain some cosmology.</w:t>
-      </w:r>
-    </w:p>
-    <w:p>
-      <w:r>
-        <w:t xml:space="preserve">Magic is expressed through a substance called ether. In low ether zones, the world becomes lifeless and mechanical. </w:t>
-      </w:r>
-      <w:r>
-        <w:t>This is the world you are used to.</w:t>
-      </w:r>
-    </w:p>
-    <w:p>
-      <w:r>
-        <w:t>In higher ether zones reality becomes more flexible, allowing consciousness to better manipulate reality.</w:t>
-      </w:r>
-    </w:p>
-    <w:p>
-      <w:r>
-        <w:t xml:space="preserve">In about a thousand years from now we will </w:t>
-      </w:r>
-      <w:r>
-        <w:t xml:space="preserve">enter </w:t>
-      </w:r>
-      <w:r>
-        <w:t>the body of a high-density cloud of ether.</w:t>
-      </w:r>
-    </w:p>
-    <w:p>
-      <w:r>
-        <w:t>An Archon named Dailion decided this was a perfect opportunity for him.</w:t>
-      </w:r>
-      <w:r>
-        <w:t xml:space="preserve"> </w:t>
-      </w:r>
-      <w:r>
-        <w:t>He devised a plan to pull forth a filament of this ether cloud and shroud the world with it, thereby accelerating the reintro</w:t>
-      </w:r>
-      <w:r>
-        <w:t>duction of magic into the world by a thousand years.</w:t>
-      </w:r>
-    </w:p>
-    <w:p>
-      <w:r>
-        <w:t xml:space="preserve">And yes, his organization created </w:t>
-      </w:r>
-      <w:r>
-        <w:t>Holoworld. He is responsible for what is happening to the world.</w:t>
-      </w:r>
-    </w:p>
-    <w:p>
-      <w:r>
         <w:t>Why did the Forces of Light tolerate it? It was because introducing magic now would vastly reduce the damage than if they waited for it to happen naturally.</w:t>
       </w:r>
     </w:p>
     <w:p>
       <w:r>
+        <w:t>As you have heard, the military and police forces of the world have been training with medieval weapons.</w:t>
+      </w:r>
+      <w:r>
+        <w:t xml:space="preserve"> There is a simple answer for this. The amount of essence you can draw from a monster is proportional to the amount of your energy you invest in an attack.</w:t>
+      </w:r>
+    </w:p>
+    <w:p>
+      <w:r>
+        <w:t>If you use a gun, the energy you use to kill a monster is minimal. As a result, you only gain a little essence. The rest of the chaotic energy remains in the atmosphere, ready to condense into new monsters.</w:t>
+      </w:r>
+    </w:p>
+    <w:p>
+      <w:r>
+        <w:t>Therefore it is essential to engage monsters with your own might. Only that can fully defeat monsters.</w:t>
+      </w:r>
+    </w:p>
+    <w:p>
+      <w:r>
+        <w:t>In other words, you can kill monsters with guns. However, they will come back again.</w:t>
+      </w:r>
+    </w:p>
+    <w:p>
+      <w:r>
+        <w:t>However, if you kill a monster with your energy invested in an attack, you can permanently remove the chaotic energy.</w:t>
+      </w:r>
+    </w:p>
+    <w:p>
+      <w:r>
+        <w:t>I wish we could have told you this before but various agreements prevented disclosure.</w:t>
+      </w:r>
+    </w:p>
+    <w:p/>
+    <w:p>
+      <w:r>
+        <w:t>No let me explain the true nature of Incursion. The Archons spent vast resources to create it and populate it with NPCs, monsters, and Bandits.</w:t>
+      </w:r>
+    </w:p>
+    <w:p>
+      <w:r>
         <w:lastRenderedPageBreak/>
-        <w:t>As you have heard, the military and police forces of the world have been training with medieval weapons.</w:t>
-      </w:r>
-      <w:r>
-        <w:t xml:space="preserve"> There is a simple answer for this. The amount of essence you can draw from a monster is proportional to the amount of your energy you invest in an attack.</w:t>
-      </w:r>
-    </w:p>
-    <w:p>
-      <w:r>
-        <w:t>If you use a gun, the energy you use to kill a monster is minimal. As a result, you only gain a little essence. The rest of the chaotic energy remains in the atmosphere, ready to condense into new monsters.</w:t>
-      </w:r>
-    </w:p>
-    <w:p>
-      <w:r>
-        <w:t>Therefore it is essential to engage monsters with your own might. Only that can fully defeat monsters.</w:t>
-      </w:r>
-    </w:p>
-    <w:p>
-      <w:r>
-        <w:t>In other words, you can kill monsters with guns. However, they will come back again.</w:t>
-      </w:r>
-    </w:p>
-    <w:p>
-      <w:r>
-        <w:t>However, if you kill a monster with your energy invested in an attack, you can permanently remove the chaotic energy.</w:t>
-      </w:r>
-    </w:p>
-    <w:p>
-      <w:r>
-        <w:t>I wish we could have told you this before but various agreements prevented disclosure.</w:t>
+        <w:t>The NPCs are real people from Princess Annie’s country</w:t>
+      </w:r>
+      <w:r>
+        <w:t xml:space="preserve"> of Agatha</w:t>
+      </w:r>
+      <w:r>
+        <w:t xml:space="preserve">, </w:t>
+      </w:r>
+      <w:r>
+        <w:t xml:space="preserve">Borostein, </w:t>
+      </w:r>
+      <w:r>
+        <w:t xml:space="preserve">the country from where the ancestors of Raven Solarsmith came from, and other countries. Most </w:t>
+      </w:r>
+      <w:r>
+        <w:t xml:space="preserve">long-term </w:t>
+      </w:r>
+      <w:r>
+        <w:t>players of Incursion have visited those countries.</w:t>
+      </w:r>
+    </w:p>
+    <w:p>
+      <w:r>
+        <w:t>And yes, those countries are real.</w:t>
+      </w:r>
+    </w:p>
+    <w:p>
+      <w:r>
+        <w:t>Those who are following Raven’s adventure know; the ruling family in Borostein is Luke’s distant relatives.</w:t>
+      </w:r>
+    </w:p>
+    <w:p>
+      <w:r>
+        <w:t>The Bandits are criminals who were rounded up and placed in suspended animation</w:t>
+      </w:r>
+      <w:r>
+        <w:t>, and then released for the purpose of being hunted down by the players.</w:t>
+      </w:r>
+    </w:p>
+    <w:p>
+      <w:r>
+        <w:t>The players get the opportunity to fight bandits and the bandits get the opportunity be free once Beta ended.</w:t>
       </w:r>
     </w:p>
     <w:p/>
     <w:p>
       <w:r>
-        <w:t>No let me explain the true nature of Incursion. The Archons spent vast resources to create it and populate it with NPCs, monsters, and Bandits.</w:t>
-      </w:r>
-    </w:p>
-    <w:p>
-      <w:r>
-        <w:t>The NPCs are real people from Princess Annie’s country</w:t>
-      </w:r>
-      <w:r>
-        <w:t xml:space="preserve"> of Agatha</w:t>
-      </w:r>
-      <w:r>
-        <w:t xml:space="preserve">, </w:t>
-      </w:r>
-      <w:r>
-        <w:t xml:space="preserve">Borostein, </w:t>
-      </w:r>
-      <w:r>
-        <w:t xml:space="preserve">the country from where the ancestors of Raven Solarsmith came from, and other countries. Most </w:t>
-      </w:r>
-      <w:r>
-        <w:t xml:space="preserve">long-term </w:t>
-      </w:r>
-      <w:r>
-        <w:t>players of Incursion have visited those countries.</w:t>
-      </w:r>
-    </w:p>
-    <w:p>
-      <w:r>
-        <w:t>And yes, those countries are real.</w:t>
+        <w:t xml:space="preserve">When playing in Incursion, players had the choice of playing on Easy, Medium, Hard, and No Pain, No Gain mode. Those playing one Easy, Medium and </w:t>
+      </w:r>
+      <w:r>
+        <w:t xml:space="preserve">Hard </w:t>
+      </w:r>
+      <w:r>
+        <w:t>had avatars created for them.</w:t>
+      </w:r>
+    </w:p>
+    <w:p>
+      <w:r>
+        <w:t>As a result, they did not benefit from killing monsters.</w:t>
+      </w:r>
+    </w:p>
+    <w:p>
+      <w:r>
+        <w:t>However, their efforts were not wasted. Instead, the Incursion domes used that effort to power the spell that is currently drawing the ether from that cloud we are heading towards.</w:t>
+      </w:r>
+    </w:p>
+    <w:p>
+      <w:r>
+        <w:t>The only good news I can give you is that your loot can be picked up at any Incursion office location.</w:t>
+      </w:r>
+      <w:r>
+        <w:t xml:space="preserve"> Per agreements these pickup points will stay open for the next 6 months.</w:t>
       </w:r>
     </w:p>
     <w:p>
       <w:r>
         <w:lastRenderedPageBreak/>
-        <w:t>Those who are following Raven’s adventure know; the ruling family in Borostein is Luke’s distant relatives.</w:t>
-      </w:r>
-    </w:p>
-    <w:p>
-      <w:r>
-        <w:t>The Bandits are criminals who were rounded up and placed in suspended animation</w:t>
-      </w:r>
-      <w:r>
-        <w:t>, and then released for the purpose of being hunted down by the players.</w:t>
-      </w:r>
-    </w:p>
-    <w:p>
-      <w:r>
-        <w:t>The players get the opportunity to fight bandits and the bandits get the opportunity be free once Beta ended.</w:t>
+        <w:t>I do have to warn you that fighting monsters is dangerous. This is no longer a game.</w:t>
       </w:r>
     </w:p>
     <w:p/>
     <w:p>
       <w:r>
-        <w:t xml:space="preserve">When playing in Incursion, players had the choice of playing on Easy, Medium, Hard, and No Pain, No Gain mode. Those playing one Easy, Medium and </w:t>
-      </w:r>
-      <w:r>
-        <w:t xml:space="preserve">Hard </w:t>
-      </w:r>
-      <w:r>
-        <w:t>had avatars created for them.</w:t>
-      </w:r>
-    </w:p>
-    <w:p>
-      <w:r>
-        <w:t>As a result, they did not benefit from killing monsters.</w:t>
-      </w:r>
-    </w:p>
-    <w:p>
-      <w:r>
-        <w:t>However, their efforts were not wasted. Instead, the Incursion domes used that effort to power the spell that is currently drawing the ether from that cloud we are heading towards.</w:t>
-      </w:r>
-    </w:p>
-    <w:p>
-      <w:r>
-        <w:t>The only good news I can give you is that your loot can be picked up at any Incursion office location.</w:t>
-      </w:r>
-      <w:r>
-        <w:t xml:space="preserve"> Per agreements these pickup points will stay open for the next 6 months.</w:t>
-      </w:r>
-    </w:p>
-    <w:p>
-      <w:r>
-        <w:t>I do have to warn you that fighting monsters is dangerous. This is no longer a game.</w:t>
+        <w:t>For players playing on No Pain, No Gain mode, the opposite was true. They were physically present within the game. Avatars of their original selves were created when exiting the domes. The Archons tried to dissuade that because this was an expense they were forced to bear.</w:t>
+      </w:r>
+    </w:p>
+    <w:p>
+      <w:r>
+        <w:t xml:space="preserve">As a concession, elite players who died outside the domes </w:t>
+      </w:r>
+      <w:r>
+        <w:t>died for real. That was what happened to Luke’s great grandfather.</w:t>
+      </w:r>
+    </w:p>
+    <w:p>
+      <w:r>
+        <w:t>Don’t worry everyone – there is no true death. Our souls are eternal. Luke’s great grandfather will eventually either reincarnate or go onto other places.</w:t>
       </w:r>
     </w:p>
     <w:p/>
     <w:p>
       <w:r>
+        <w:t>- To emphasize the point, a raven landed on Luke’s shoulder and cawed at the camera.</w:t>
+      </w:r>
+    </w:p>
+    <w:p/>
+    <w:p>
+      <w:r>
+        <w:t>If you noticed, Luke and his family and friends disappeared and reappeared. What happened was that their avatar bodies were destroyed and their real bodies were brought here.</w:t>
+      </w:r>
+    </w:p>
+    <w:p>
+      <w:r>
+        <w:t>For them, everything in the domes was real.</w:t>
+      </w:r>
+    </w:p>
+    <w:p>
+      <w:r>
+        <w:t>Luke, show everyone your fireball.</w:t>
+      </w:r>
+    </w:p>
+    <w:p>
+      <w:r>
         <w:lastRenderedPageBreak/>
-        <w:t>For players playing on No Pain, No Gain mode, the opposite was true. They were physically present within the game. Avatars of their original selves were created when exiting the domes. The Archons tried to dissuade that because this was an expense they were forced to bear.</w:t>
-      </w:r>
-    </w:p>
-    <w:p>
-      <w:r>
-        <w:t xml:space="preserve">As a concession, elite players who died outside the domes </w:t>
-      </w:r>
-      <w:r>
-        <w:t>died for real. That was what happened to Luke’s great grandfather.</w:t>
-      </w:r>
-    </w:p>
-    <w:p>
-      <w:r>
-        <w:t>Don’t worry everyone – there is no true death. Our souls are eternal. Luke’s great grandfather will eventually either reincarnate or go onto other places.</w:t>
+        <w:t>- Luke did as instructed. A moment later the fireball disappeared.</w:t>
       </w:r>
     </w:p>
     <w:p/>
     <w:p>
       <w:r>
-        <w:t>- To emphasize the point, a raven landed on Luke’s shoulder and cawed at the camera.</w:t>
-      </w:r>
-    </w:p>
-    <w:p/>
-    <w:p>
-      <w:r>
-        <w:t>If you noticed, Luke and his family and friends disappeared and reappeared. What happened was that their avatar bodies were destroyed and their real bodies were brought here.</w:t>
-      </w:r>
-    </w:p>
-    <w:p>
-      <w:r>
-        <w:t>For them, everything in the domes was real.</w:t>
-      </w:r>
-    </w:p>
-    <w:p>
-      <w:r>
-        <w:t>Luke, show everyone your fireball.</w:t>
-      </w:r>
-    </w:p>
-    <w:p>
-      <w:r>
-        <w:t>- Luke did as instructed. A moment later the fireball disappeared.</w:t>
-      </w:r>
-    </w:p>
-    <w:p/>
+        <w:t>There is more I need to disclose. However, that will have to wait.</w:t>
+      </w:r>
+    </w:p>
+    <w:p>
+      <w:r>
+        <w:t>Right now we will be shrouded by these black clouds for the next 3 days.</w:t>
+      </w:r>
+      <w:r>
+        <w:t xml:space="preserve"> The clouds will dissipate when the ether is properly settled.</w:t>
+      </w:r>
+    </w:p>
+    <w:p>
+      <w:r>
+        <w:t>The bad news is that the chaotic energies will generate a global monster wave.</w:t>
+      </w:r>
+    </w:p>
+    <w:p>
+      <w:r>
+        <w:t>Martial law will be going into effect throughout the world. You had been advised to stock up food and water for 3 days. This is why.</w:t>
+      </w:r>
+    </w:p>
+    <w:p>
+      <w:r>
+        <w:t>Please stay indoors and let the professionals handle the monsters.</w:t>
+      </w:r>
+    </w:p>
+    <w:p>
+      <w:r>
+        <w:t>For those wanting to fight monsters, please wait. After these 3 days of darkness, things will settle down.</w:t>
+      </w:r>
+    </w:p>
+    <w:p>
+      <w:r>
+        <w:t>- A portal opened</w:t>
+      </w:r>
+    </w:p>
+    <w:p>
+      <w:r>
+        <w:t>&lt;&gt;, you are needed in Germany. My contacts there tell me they are being hard-pressed by monsters.</w:t>
+      </w:r>
+    </w:p>
+    <w:p>
+      <w:r>
+        <w:t>- They exited and the portal closed.</w:t>
+      </w:r>
+    </w:p>
+    <w:p>
+      <w:r>
+        <w:t>- Taranis frowned at the camera</w:t>
+      </w:r>
+    </w:p>
     <w:p>
       <w:r>
         <w:lastRenderedPageBreak/>
-        <w:t>There is more I need to disclose. However, that will have to wait.</w:t>
-      </w:r>
-    </w:p>
-    <w:p>
-      <w:r>
-        <w:t>Right now we will be shrouded by these black clouds for the next 3 days.</w:t>
-      </w:r>
-      <w:r>
-        <w:t xml:space="preserve"> The clouds will dissipate when the ether is properly settled.</w:t>
-      </w:r>
-    </w:p>
-    <w:p>
-      <w:r>
-        <w:t>The bad news is that the chaotic energies will generate a global monster wave.</w:t>
-      </w:r>
-    </w:p>
-    <w:p>
-      <w:r>
-        <w:t>Martial law will be going into effect throughout the world. You had been advised to stock up food and water for 3 days. This is why.</w:t>
-      </w:r>
-    </w:p>
-    <w:p>
-      <w:r>
-        <w:t>Please stay indoors and let the professionals handle the monsters.</w:t>
-      </w:r>
-    </w:p>
-    <w:p>
-      <w:r>
-        <w:t>For those wanting to fight monsters, please wait. After these 3 days of darkness, things will settle down.</w:t>
-      </w:r>
-    </w:p>
-    <w:p>
-      <w:r>
-        <w:t>- A portal opened</w:t>
-      </w:r>
-    </w:p>
-    <w:p>
-      <w:r>
-        <w:t>&lt;&gt;, you are needed in Germany. My contacts there tell me they are being hard-pressed by monsters.</w:t>
-      </w:r>
-    </w:p>
-    <w:p>
-      <w:r>
-        <w:t>- They exited and the portal closed.</w:t>
-      </w:r>
-    </w:p>
-    <w:p>
-      <w:r>
-        <w:t>- Taranis frowned at the camera</w:t>
-      </w:r>
-    </w:p>
-    <w:p>
-      <w:r>
         <w:t xml:space="preserve">For non-elites, you have only yourself to blame. Luke and others told you multiple times to </w:t>
       </w:r>
       <w:r>
@@ -12580,7 +12781,6 @@
     </w:p>
     <w:p>
       <w:r>
-        <w:lastRenderedPageBreak/>
         <w:t>The good news is you can regain your original power by fighting monsters. You have the experience so you are ahead of the curve.</w:t>
       </w:r>
     </w:p>
@@ -12858,7 +13058,7 @@
         <v:path o:extrusionok="f" gradientshapeok="t" o:connecttype="rect"/>
         <o:lock v:ext="edit" aspectratio="t"/>
       </v:shapetype>
-      <v:shape id="_x0000_i1050" type="#_x0000_t75" style="width:3in;height:3in;visibility:visible" o:bullet="t">
+      <v:shape id="_x0000_i1126" type="#_x0000_t75" style="width:3in;height:3in;visibility:visible" o:bullet="t">
         <v:imagedata r:id="rId1" o:title="MC900065312[1]"/>
       </v:shape>
     </w:pict>
@@ -14910,7 +15110,7 @@
 </file>
 
 <file path=customXml/itemProps1.xml><?xml version="1.0" encoding="utf-8"?>
-<ds:datastoreItem xmlns:ds="http://schemas.openxmlformats.org/officeDocument/2006/customXml" ds:itemID="{12A72437-565D-4EFA-AEF4-618FE00B11DD}">
+<ds:datastoreItem xmlns:ds="http://schemas.openxmlformats.org/officeDocument/2006/customXml" ds:itemID="{255E9BAB-0F15-4267-B3E3-0322E8E42379}">
   <ds:schemaRefs>
     <ds:schemaRef ds:uri="http://schemas.openxmlformats.org/officeDocument/2006/bibliography"/>
   </ds:schemaRefs>
